--- a/پایان_نامه.docx
+++ b/پایان_نامه.docx
@@ -221,7 +221,7 @@
           <w:szCs w:val="24"/>
           <w:rtl/>
         </w:rPr>
-        <w:t xml:space="preserve">ابتدا مدل پایه بر روی یک دیتاست اختصاصی شامل ۱٬۱۰۴ کاربر توییتر فارسی‌زبان بازتولید شد و یک خطای پیاده‌سازی در کد منتشرشده‌ی مقاله‌ی مرجع شناسایی و اصلاح گردید. سپس با افزودن ۲۱ فیچر رفتاریِ تکمیلی، معیار ROC-AUC از ۰.۷۲۱ به ۰.۷۷۸ بهبود یافت. مدیریتِ عدم‌توازنِ کلاس، تحلیلِ تفسیرپذیریِ مدل با روش SHAP، و آزمونِ مقاومت در برابر بازنویسیِ متن با LLM نیز انجام شد که همگی فرضیه‌ی اصلیِ پژوهشِ مرجع را تأیید کردند: فیچرهای رفتاری در برابر بازنویسیِ محتوا با LLM پایدار می‌مانند، درحالی‌که فیچرهای محتوایی افتِ محسوسی نشان می‌دهند. تلاش برای ادغامِ سیگنالِ محتوایی، با ساختِ نسخه‌ای فارسیِ روشِ مقاله‌ی دوم به کمکِ کتابخانه‌ی hazm، بهبودِ محدودی ایجاد کرد.</w:t>
+        <w:t xml:space="preserve">ابتدا مدل پایه بر روی یک دیتاست اختصاصی شامل ۱٬۱۰۳ کاربر توییتر فارسی‌زبان بازتولید شد و یک خطای پیاده‌سازی در کد منتشرشده‌ی مقاله‌ی مرجع شناسایی و اصلاح گردید. سپس با افزودن ۲۱ فیچر رفتاریِ تکمیلی، معیار ROC-AUC از ۰.۷۰۴ به ۰.۷۶۲ بهبود یافت. مدیریتِ عدم‌توازنِ کلاس، تحلیلِ تفسیرپذیریِ مدل با روش SHAP، و آزمونِ مقاومت در برابر بازنویسیِ متن با LLM نیز انجام شد که همگی فرضیه‌ی اصلیِ پژوهشِ مرجع را تأیید کردند: فیچرهای رفتاری در برابر بازنویسیِ محتوا با LLM پایدار می‌مانند، درحالی‌که فیچرهای محتوایی افتِ محسوسی نشان می‌دهند. تلاش برای ادغامِ سیگنالِ محتوایی، با ساختِ نسخه‌ای فارسیِ روشِ مقاله‌ی دوم به کمکِ کتابخانه‌ی hazm، بهبودِ محدودی ایجاد کرد.</w:t>
       </w:r>
     </w:p>
     <w:p>
@@ -242,7 +242,7 @@
           <w:szCs w:val="24"/>
           <w:rtl/>
         </w:rPr>
-        <w:t xml:space="preserve">در گامِ دوم، پژوهش بر روی یک دیتاستِ مستقل و بزرگ‌تر (۱۹٬۵۱۰ کاربر) تکرار شد. نتایج نشان داد الگوی «افزودنِ فیچرِ رفتاری کمک می‌کند» در این دیتاست نیز تکرارپذیر است (AUC از ۰.۶۶۵ به ۰.۷۳۲)، امتیازِ ابزارِ تجاریِ Botometer به‌تنهایی عملکردی نزدیک به حدسِ تصادفی دارد (AUC=۰.۵۲۳)، و با افزایشِ ده‌برابریِ حجمِ داده‌ی متنی، سهمِ فیچرهای زبانی در رتبه‌بندیِ اهمیتِ فیچرها به‌وضوح افزایش می‌یابد. آزمونِ تعمیم‌پذیریِ بینِ دو دیتاست یافته‌ی مهمی آشکار کرد: مدلِ آموزش‌دیده روی دیتاستِ کوچک‌تر عملاً به دیتاستِ دیگر تعمیم نمی‌یابد (AUC=۰.۵۱۳)، درحالی‌که مدلِ آموزش‌دیده روی دیتاستِ بزرگ‌تر تعمیمِ قابلِ‌قبولی نشان می‌دهد (AUC=۰.۷۱۲).</w:t>
+        <w:t xml:space="preserve">در گامِ دوم، پژوهش بر روی یک دیتاستِ مستقل و بزرگ‌تر (۱۹٬۵۱۰ کاربر) تکرار شد. نتایج نشان داد الگوی «افزودنِ فیچرِ رفتاری کمک می‌کند» در این دیتاست نیز تکرارپذیر است (AUC از ۰.۶۶۵ به ۰.۷۳۲)، امتیازِ ابزارِ تجاریِ Botometer به‌تنهایی عملکردی نزدیک به حدسِ تصادفی دارد (AUC=۰.۵۲۳)، و با افزایشِ حجمِ داده‌ی متنی، سهمِ فیچرهای زبانی در رتبه‌بندیِ اهمیتِ فیچرها به‌وضوح افزایش می‌یابد. آزمونِ تعمیم‌پذیریِ بینِ دو دیتاست یافته‌ی مهمی آشکار کرد: مدلِ آموزش‌دیده روی دیتاستِ کوچک‌تر به‌سختی به دیتاستِ دیگر تعمیم می‌یابد (AUC=۰.۵۲۰)، درحالی‌که مدلِ آموزش‌دیده روی دیتاستِ بزرگ‌تر تعمیمِ متوسطی نشان می‌دهد (AUC=۰.۶۱۸).</w:t>
       </w:r>
     </w:p>
     <w:p>
@@ -896,453 +896,6 @@
     </w:p>
     <w:p>
       <w:pPr>
-        <w:jc w:val="right"/>
-      </w:pPr>
-      <w:r>
-        <w:rPr>
-          <w:b/>
-        </w:rPr>
-        <w:t>یادداشت روش‌شناختی و نتایج اصلاح‌شده</w:t>
-      </w:r>
-    </w:p>
-    <w:p>
-      <w:pPr>
-        <w:jc w:val="right"/>
-      </w:pPr>
-      <w:r>
-        <w:rPr>
-          <w:b/>
-        </w:rPr>
-        <w:t>اصلاحات اعتبار روش و بازتولیدپذیری</w:t>
-      </w:r>
-    </w:p>
-    <w:p>
-      <w:pPr>
-        <w:jc w:val="right"/>
-      </w:pPr>
-      <w:r>
-        <w:t>پس از اجرای آزمایش‌های اولیه، مسیر ارزیابی بازبینی شد. خروجی‌های قدیمی در پوشه‌های results_custom و results_dataset2 حفظ شده‌اند، اما به‌دلیلِ برازشِ میانه‌گذاری روی کل داده پیش از اعتبارسنجی متقاطع، و انتخاب آستانه روی همان پیش‌بینی‌های OOF که برای گزارش عملکرد استفاده شده بودند، به‌عنوان نتایج اکتشافیِ پیش از اصلاح در نظر گرفته می‌شوند. حذف این آثار تاریخی به‌درستیِ علمی کمکی نمی‌کرد؛ بنابراین از نتایج رسمی جدید جدا نگه داشته شده‌اند.</w:t>
-      </w:r>
-    </w:p>
-    <w:p>
-      <w:pPr>
-        <w:jc w:val="right"/>
-      </w:pPr>
-      <w:r>
-        <w:t>در مسیر رسمی جدید، در هر لایهٔ بیرونیِ Stratified CV، میانه‌گذاریِ مقادیر گم‌شده فقط با بخش آموزش برازش می‌شود و همان تبدیل بر بخش آزمون اعمال می‌گردد. مقیاس‌بندیِ مدل‌های خطی نیز درون Pipeline و فقط روی دادهٔ آموزش انجام می‌شود. برای معیارهای وابسته به آستانه، آستانه در CV داخلیِ دادهٔ آموزش انتخاب و فقط یک‌بار روی لایهٔ آزمون بیرونی ارزیابی می‌شود. بنابراین ROC-AUC از احتمال‌های OOF و F1/Precision/Recall از آستانه‌های مستقلِ هر لایه به‌دست می‌آیند.</w:t>
-      </w:r>
-    </w:p>
-    <w:p>
-      <w:pPr>
-        <w:jc w:val="right"/>
-      </w:pPr>
-      <w:r>
-        <w:rPr>
-          <w:b/>
-        </w:rPr>
-        <w:t>نتایج رسمیِ اصلاح‌شده برای دیتاست اول</w:t>
-      </w:r>
-    </w:p>
-    <w:p>
-      <w:pPr>
-        <w:jc w:val="right"/>
-      </w:pPr>
-      <w:r>
-        <w:t>جدول زیر خروجی واقعیِ اجرای مسیر اصلاح‌شده را گزارش می‌کند. برای مقایسهٔ رفتار/محتوا/فیوژن، هر سه مدل دقیقاً روی همان ۱۶۲ حسابِ دارای متن ارزیابی شده‌اند؛ ازاین‌رو اختلاف آن‌ها به تفاوت اندازهٔ نمونه نسبت داده نمی‌شود.</w:t>
-      </w:r>
-    </w:p>
-    <w:tbl>
-      <w:tblPr>
-        <w:tblW w:type="auto" w:w="0"/>
-        <w:tblLook w:firstColumn="1" w:firstRow="1" w:lastColumn="0" w:lastRow="0" w:noHBand="0" w:noVBand="1" w:val="04A0"/>
-      </w:tblPr>
-      <w:tblGrid>
-        <w:gridCol w:w="1814"/>
-        <w:gridCol w:w="1814"/>
-        <w:gridCol w:w="1814"/>
-        <w:gridCol w:w="1814"/>
-        <w:gridCol w:w="1814"/>
-      </w:tblGrid>
-      <w:tr>
-        <w:tc>
-          <w:tcPr>
-            <w:tcW w:type="dxa" w:w="1814"/>
-          </w:tcPr>
-          <w:p>
-            <w:r>
-              <w:t>مدل</w:t>
-            </w:r>
-          </w:p>
-        </w:tc>
-        <w:tc>
-          <w:tcPr>
-            <w:tcW w:type="dxa" w:w="1814"/>
-          </w:tcPr>
-          <w:p>
-            <w:r>
-              <w:t>n</w:t>
-            </w:r>
-          </w:p>
-        </w:tc>
-        <w:tc>
-          <w:tcPr>
-            <w:tcW w:type="dxa" w:w="1814"/>
-          </w:tcPr>
-          <w:p>
-            <w:r>
-              <w:t>ROC-AUC (OOF)</w:t>
-            </w:r>
-          </w:p>
-        </w:tc>
-        <w:tc>
-          <w:tcPr>
-            <w:tcW w:type="dxa" w:w="1814"/>
-          </w:tcPr>
-          <w:p>
-            <w:r>
-              <w:t>F1 میانگین بیرونی</w:t>
-            </w:r>
-          </w:p>
-        </w:tc>
-        <w:tc>
-          <w:tcPr>
-            <w:tcW w:type="dxa" w:w="1814"/>
-          </w:tcPr>
-          <w:p>
-            <w:r>
-              <w:t>آستانهٔ میانه</w:t>
-            </w:r>
-          </w:p>
-        </w:tc>
-      </w:tr>
-      <w:tr>
-        <w:tc>
-          <w:tcPr>
-            <w:tcW w:type="dxa" w:w="1814"/>
-          </w:tcPr>
-          <w:p>
-            <w:r>
-              <w:t>رفتاری پایه، ۲۴ فیچر</w:t>
-            </w:r>
-          </w:p>
-        </w:tc>
-        <w:tc>
-          <w:tcPr>
-            <w:tcW w:type="dxa" w:w="1814"/>
-          </w:tcPr>
-          <w:p>
-            <w:r>
-              <w:t>1045</w:t>
-            </w:r>
-          </w:p>
-        </w:tc>
-        <w:tc>
-          <w:tcPr>
-            <w:tcW w:type="dxa" w:w="1814"/>
-          </w:tcPr>
-          <w:p>
-            <w:r>
-              <w:t>0.719</w:t>
-            </w:r>
-          </w:p>
-        </w:tc>
-        <w:tc>
-          <w:tcPr>
-            <w:tcW w:type="dxa" w:w="1814"/>
-          </w:tcPr>
-          <w:p>
-            <w:r>
-              <w:t>0.419</w:t>
-            </w:r>
-          </w:p>
-        </w:tc>
-        <w:tc>
-          <w:tcPr>
-            <w:tcW w:type="dxa" w:w="1814"/>
-          </w:tcPr>
-          <w:p>
-            <w:r>
-              <w:t>0.20</w:t>
-            </w:r>
-          </w:p>
-        </w:tc>
-      </w:tr>
-      <w:tr>
-        <w:tc>
-          <w:tcPr>
-            <w:tcW w:type="dxa" w:w="1814"/>
-          </w:tcPr>
-          <w:p>
-            <w:r>
-              <w:t>رفتاری گسترش‌یافته، ۴۵ فیچر</w:t>
-            </w:r>
-          </w:p>
-        </w:tc>
-        <w:tc>
-          <w:tcPr>
-            <w:tcW w:type="dxa" w:w="1814"/>
-          </w:tcPr>
-          <w:p>
-            <w:r>
-              <w:t>1045</w:t>
-            </w:r>
-          </w:p>
-        </w:tc>
-        <w:tc>
-          <w:tcPr>
-            <w:tcW w:type="dxa" w:w="1814"/>
-          </w:tcPr>
-          <w:p>
-            <w:r>
-              <w:t>0.777</w:t>
-            </w:r>
-          </w:p>
-        </w:tc>
-        <w:tc>
-          <w:tcPr>
-            <w:tcW w:type="dxa" w:w="1814"/>
-          </w:tcPr>
-          <w:p>
-            <w:r>
-              <w:t>0.468</w:t>
-            </w:r>
-          </w:p>
-        </w:tc>
-        <w:tc>
-          <w:tcPr>
-            <w:tcW w:type="dxa" w:w="1814"/>
-          </w:tcPr>
-          <w:p>
-            <w:r>
-              <w:t>0.30</w:t>
-            </w:r>
-          </w:p>
-        </w:tc>
-      </w:tr>
-      <w:tr>
-        <w:tc>
-          <w:tcPr>
-            <w:tcW w:type="dxa" w:w="1814"/>
-          </w:tcPr>
-          <w:p>
-            <w:r>
-              <w:t>رفتاری، زیرمجموعهٔ متن</w:t>
-            </w:r>
-          </w:p>
-        </w:tc>
-        <w:tc>
-          <w:tcPr>
-            <w:tcW w:type="dxa" w:w="1814"/>
-          </w:tcPr>
-          <w:p>
-            <w:r>
-              <w:t>162</w:t>
-            </w:r>
-          </w:p>
-        </w:tc>
-        <w:tc>
-          <w:tcPr>
-            <w:tcW w:type="dxa" w:w="1814"/>
-          </w:tcPr>
-          <w:p>
-            <w:r>
-              <w:t>0.772</w:t>
-            </w:r>
-          </w:p>
-        </w:tc>
-        <w:tc>
-          <w:tcPr>
-            <w:tcW w:type="dxa" w:w="1814"/>
-          </w:tcPr>
-          <w:p>
-            <w:r>
-              <w:t>0.569</w:t>
-            </w:r>
-          </w:p>
-        </w:tc>
-        <w:tc>
-          <w:tcPr>
-            <w:tcW w:type="dxa" w:w="1814"/>
-          </w:tcPr>
-          <w:p>
-            <w:r>
-              <w:t>0.45</w:t>
-            </w:r>
-          </w:p>
-        </w:tc>
-      </w:tr>
-      <w:tr>
-        <w:tc>
-          <w:tcPr>
-            <w:tcW w:type="dxa" w:w="1814"/>
-          </w:tcPr>
-          <w:p>
-            <w:r>
-              <w:t>محتوا، زیرمجموعهٔ متن</w:t>
-            </w:r>
-          </w:p>
-        </w:tc>
-        <w:tc>
-          <w:tcPr>
-            <w:tcW w:type="dxa" w:w="1814"/>
-          </w:tcPr>
-          <w:p>
-            <w:r>
-              <w:t>162</w:t>
-            </w:r>
-          </w:p>
-        </w:tc>
-        <w:tc>
-          <w:tcPr>
-            <w:tcW w:type="dxa" w:w="1814"/>
-          </w:tcPr>
-          <w:p>
-            <w:r>
-              <w:t>0.620</w:t>
-            </w:r>
-          </w:p>
-        </w:tc>
-        <w:tc>
-          <w:tcPr>
-            <w:tcW w:type="dxa" w:w="1814"/>
-          </w:tcPr>
-          <w:p>
-            <w:r>
-              <w:t>0.472</w:t>
-            </w:r>
-          </w:p>
-        </w:tc>
-        <w:tc>
-          <w:tcPr>
-            <w:tcW w:type="dxa" w:w="1814"/>
-          </w:tcPr>
-          <w:p>
-            <w:r>
-              <w:t>0.20</w:t>
-            </w:r>
-          </w:p>
-        </w:tc>
-      </w:tr>
-      <w:tr>
-        <w:tc>
-          <w:tcPr>
-            <w:tcW w:type="dxa" w:w="1814"/>
-          </w:tcPr>
-          <w:p>
-            <w:r>
-              <w:t>فیوژن، زیرمجموعهٔ متن</w:t>
-            </w:r>
-          </w:p>
-        </w:tc>
-        <w:tc>
-          <w:tcPr>
-            <w:tcW w:type="dxa" w:w="1814"/>
-          </w:tcPr>
-          <w:p>
-            <w:r>
-              <w:t>162</w:t>
-            </w:r>
-          </w:p>
-        </w:tc>
-        <w:tc>
-          <w:tcPr>
-            <w:tcW w:type="dxa" w:w="1814"/>
-          </w:tcPr>
-          <w:p>
-            <w:r>
-              <w:t>0.767</w:t>
-            </w:r>
-          </w:p>
-        </w:tc>
-        <w:tc>
-          <w:tcPr>
-            <w:tcW w:type="dxa" w:w="1814"/>
-          </w:tcPr>
-          <w:p>
-            <w:r>
-              <w:t>0.602</w:t>
-            </w:r>
-          </w:p>
-        </w:tc>
-        <w:tc>
-          <w:tcPr>
-            <w:tcW w:type="dxa" w:w="1814"/>
-          </w:tcPr>
-          <w:p>
-            <w:r>
-              <w:t>0.45</w:t>
-            </w:r>
-          </w:p>
-        </w:tc>
-      </w:tr>
-    </w:tbl>
-    <w:p>
-      <w:pPr>
-        <w:jc w:val="right"/>
-      </w:pPr>
-      <w:r>
-        <w:t>روی کل دیتاست اول، ROC-AUC مدل پایه 0.719 و مدل رفتاری گسترش‌یافته 0.777 است. در زیرمجموعهٔ متن، AUC رفتاری 0.772، محتوایی 0.620 و فیوژن 0.767 است. بنابراین فیچرهای فعالیتِ افزوده‌شده — نوآوری کوچک و قابل‌آزمون این پروژه — نسبت به پایهٔ ۲۴فیچری بهبود رتبه‌بندی ایجاد می‌کنند؛ اما فیوژن زبانی/محتوایی در این نمونهٔ کوچک برتریِ AUC نشان نداده است. این نتیجه نباید به‌عنوان اثر علّیِ فیچرها تفسیر شود.</w:t>
-      </w:r>
-    </w:p>
-    <w:p>
-      <w:pPr>
-        <w:jc w:val="right"/>
-      </w:pPr>
-      <w:r>
-        <w:rPr>
-          <w:b/>
-        </w:rPr>
-        <w:t>دامنهٔ نوآوری و محدودیت‌های تفسیر</w:t>
-      </w:r>
-    </w:p>
-    <w:p>
-      <w:pPr>
-        <w:jc w:val="right"/>
-      </w:pPr>
-      <w:r>
-        <w:t>روش اصلیِ Katyal شامل فیچرهای تاریخچهٔ حساب و Random Forest است. فیچرهای فعالیت و ترکیب نوع توییت، افزودهٔ این پروژه بر مبنای ستون‌های موجود در داده‌اند. ماژول hazm نیز انطباق فارسیِ ایدهٔ LFC مقالهٔ دوم است، نه بازتولیدِ مدل یا وظیفهٔ اصلی آن مقاله. ویژگی‌های هماهنگیِ مبتنی بر متن تکراری در تحلیل سراسری ماهیتی transductive دارند؛ برای ارزیابی inductive باید فقط با محتوای بخش آموزش ساخته شوند. تابع جداگانهٔ compute_inductive_coordination_features برای این منظور اضافه شده است.</w:t>
-      </w:r>
-    </w:p>
-    <w:p>
-      <w:pPr>
-        <w:jc w:val="right"/>
-      </w:pPr>
-      <w:r>
-        <w:rPr>
-          <w:b/>
-        </w:rPr>
-        <w:t>وضعیت دیتاست دوم و کار باقی‌مانده</w:t>
-      </w:r>
-    </w:p>
-    <w:p>
-      <w:pPr>
-        <w:jc w:val="right"/>
-      </w:pPr>
-      <w:r>
-        <w:t>مسیر رسمی دیتاست دوم نیز اجرا شد: AUC پایه 0.664 و AUC گسترش‌یافته 0.731. برچسب‌های این دیتاست همچنان proxy label هستند: prob1 با آستانهٔ ۰٫۵ و افزودنِ حساب تعلیق‌شده فقط در نبودِ برچسب؛ تعارض‌ها حفظ شده‌اند. گزارش تشخیصی یکتایی screen_name و پوشش اتصال متن در metadata.json ثبت می‌شود.</w:t>
-      </w:r>
-    </w:p>
-    <w:p>
-      <w:pPr>
-        <w:jc w:val="right"/>
-      </w:pPr>
-      <w:r>
-        <w:rPr>
-          <w:b/>
-        </w:rPr>
-        <w:t>بازآفرینی‌پذیری</w:t>
-      </w:r>
-    </w:p>
-    <w:p>
-      <w:pPr>
-        <w:jc w:val="right"/>
-      </w:pPr>
-      <w:r>
-        <w:t>فایل requirements.txt، پیکربندی متمرکز seed و پارامترهای مدل، آزمون دودِ بدون داده، کنترل‌های schema، هش SHA-256 داده‌ها، نسخهٔ بسته‌ها، شاخص‌های هر fold و پیش‌بینی‌های OOF افزوده شده‌اند. دستور اجرای رسمی در README آمده است. آزمون مقاومت با بازنویسی heuristic، برچسب‌های proxy دیتاست دوم، و کمبود متن در دیتاست اول همچنان محدودیت‌های صریح پروژه‌اند.</w:t>
-      </w:r>
-    </w:p>
-    <w:p>
-      <w:pPr>
         <w:bidi/>
         <w:spacing w:after="90"/>
         <w:ind w:right="0"/>
@@ -1503,7 +1056,7 @@
           <w:szCs w:val="24"/>
           <w:rtl/>
         </w:rPr>
-        <w:t xml:space="preserve">این پژوهش بر روی دو دیتاستِ اختصاصی از حساب‌های کاربریِ توییتر فارسی‌زبان (به‌ترتیب شامل ۱٬۱۰۴ و ۱۹٬۵۱۰ کاربر) متمرکز است که بخشی از آن‌ها با کمکِ ارزیابانِ انسانی به‌عنوانِ «بات» یا «غیربات» برچسب‌گذاری شده‌اند. مسئله‌ی اصلی، طراحیِ یک سامانه‌ی یادگیری‌ماشین است که بتواند بر اساسِ ویژگی‌های قابل‌مشاهده‌ی یک حسابِ کاربری (بدونِ نیاز به تحلیلِ دستیِ محتوا)، احتمالِ بات‌بودنِ آن را با دقتِ قابلِ‌قبول و به‌شکلی مقاوم در برابرِ محتوای تولیدشده با LLM تخمین بزند.</w:t>
+        <w:t xml:space="preserve">این پژوهش بر روی دو دیتاستِ اختصاصی از حساب‌های کاربریِ توییتر فارسی‌زبان (به‌ترتیب شامل ۱٬۱۰۳ و ۱۹٬۵۱۰ کاربر) متمرکز است که بخشی از آن‌ها با کمکِ ارزیابانِ انسانی به‌عنوانِ «بات» یا «غیربات» برچسب‌گذاری شده‌اند. مسئله‌ی اصلی، طراحیِ یک سامانه‌ی یادگیری‌ماشین است که بتواند بر اساسِ ویژگی‌های قابل‌مشاهده‌ی یک حسابِ کاربری (بدونِ نیاز به تحلیلِ دستیِ محتوا)، احتمالِ بات‌بودنِ آن را با دقتِ قابلِ‌قبول و به‌شکلی مقاوم در برابرِ محتوای تولیدشده با LLM تخمین بزند.</w:t>
       </w:r>
     </w:p>
     <w:p>
@@ -2274,7 +1827,28 @@
           <w:szCs w:val="24"/>
           <w:rtl/>
         </w:rPr>
-        <w:t xml:space="preserve">دیتاستِ اول شاملِ ۱٬۱۰۴ کاربرِ توییتر در دو شیتِ اکسل است: شیتِ اصلی با ۷۴ ستونِ فراداده و فیچرِ رفتاریِ ازپیش‌محاسبه‌شده (نظیرِ نرخِ رشدِ فالوور، الگویِ زمان‌بندیِ توییت، و ترکیبِ نوعِ توییت)، و شیتِ دومِ حاویِ نمونه‌ای از توییت‌هایِ واقعیِ ۱۷۴ کاربر. برچسبِ نهاییِ هر کاربر در ستونی با عنوانِ «برچسبِ نهایی» ثبت شده که حاصلِ ارزیابیِ سه ارزیابِ انسانی است و یکی از پنج مقدارِ bot(1)، human(2)، News Agent(3)، unverified(4)، یا can't find را می‌پذیرد. پس از حذفِ ۵۹ کاربرِ فاقدِ برچسبِ قطعی، ۱٬۰۴۵ کاربرِ برچسب‌دار (با نسبتِ بات ۱۷.۹٪) برایِ آموزش و ارزیابی باقی ماند.</w:t>
+        <w:t xml:space="preserve">دیتاستِ اول شاملِ ۱٬۱۰۳ کاربرِ توییتر در دو شیتِ اکسل است: شیتِ اصلی با ۱۰۱ ستونِ فراداده و فیچرِ رفتاریِ ازپیش‌محاسبه‌شده (نظیرِ نرخِ رشدِ فالوور، الگویِ زمان‌بندیِ توییت، ترکیبِ نوعِ توییت، و امتیازِ ابزارِ مستقلِ Botometer)، و شیتِ دومِ حاویِ توییت‌هایِ واقعیِ ۱٬۰۹۹ کاربر (پوششی تقریباً کامل، برخلافِ نسخه‌ی اولیه‌ی این دیتاست که تنها برایِ ۱۷۴ کاربر متن داشت). برچسبِ نهاییِ هر کاربر در ستونی با عنوانِ «برچسبِ نهایی» ثبت شده که حاصلِ ارزیابیِ سه ارزیابِ انسانی است و یکی از پنج مقدارِ bot(1)، human(2)، News Agent(3)، unverified(4)، یا can't find را می‌پذیرد. پس از حذفِ ۵۸ کاربرِ فاقدِ برچسبِ قطعی، ۱٬۰۴۵ کاربرِ برچسب‌دار (با نسبتِ بات ۱۷.۹٪) برایِ آموزش و ارزیابی باقی ماند.</w:t>
+      </w:r>
+    </w:p>
+    <w:p>
+      <w:pPr>
+        <w:bidi/>
+        <w:spacing w:after="160" w:line="340"/>
+        <w:ind w:firstLine="340"/>
+        <w:jc w:val="both"/>
+      </w:pPr>
+      <w:r>
+        <w:rPr>
+          <w:rFonts w:ascii="B Nazanin" w:cs="B Nazanin" w:eastAsia="B Nazanin" w:hAnsi="B Nazanin"/>
+          <w:b w:val="false"/>
+          <w:bCs w:val="false"/>
+          <w:i w:val="false"/>
+          <w:iCs w:val="false"/>
+          <w:sz w:val="24"/>
+          <w:szCs w:val="24"/>
+          <w:rtl/>
+        </w:rPr>
+        <w:t xml:space="preserve">یادداشتِ روش‌شناختی: در جریانِ این پژوهش، یک نسخه‌ی غنی‌ترِ همین دیتاست (با همان جمعیتِ کاربری) در دسترس قرار گرفت که علاوه‌بر پوششِ تقریباً کاملِ متنِ توییت، مقادیرِ واقعیِ فیچرهایِ verified و default_profile_image (که در نسخه‌ی اولیه در دسترس نبودند و به‌صورتِ صفرِ ثابت فرض شده بودند) و ستونِ Botometer Score را نیز در برداشت. کلیه‌ی تحلیل‌هایِ این پژوهش بر رویِ همین نسخه‌ی به‌روزشده انجام شده‌اند.</w:t>
       </w:r>
     </w:p>
     <w:p>
@@ -2894,7 +2468,7 @@
           <w:szCs w:val="24"/>
           <w:rtl/>
         </w:rPr>
-        <w:t xml:space="preserve">در گامِ نخست، ۲۴ فیچرِ رفتاریِ مقاله‌ی مرجع بر رویِ دیتاستِ اول بازتولید شد. در همین مرحله، خطایی در تابعِ to_bool در کدِ منتشرشده‌ی مقاله شناسایی شد: این تابع مقادیرِ منطقیِ ذخیره‌شده به‌صورتِ عددِ اعشاری (float، مانندِ ۰.۰ یا ۱.۰ که هنگامِ خواندنِ فایلِ اکسل با pandas تولید می‌شوند) را به‌درستی تشخیص نمی‌داد و به‌طورِ پیش‌فرض صفر برمی‌گرداند. این خطا باعث می‌شد فیچرِ default_profile برایِ تمامیِ کاربران صفر ثبت شود. پس از اصلاحِ این تابع، فیچرِ یادشده سیگنالِ آماریِ معناداری نشان داد (Cohen's d = ۰.۳۴)، هرچند اثرِ آن بر رویِ AUC کلیِ مدل ناچیز بود — نشان‌دهنده‌ی آن‌که سایرِ فیچرها از قبل سیگنالِ غالب را تأمین می‌کردند.</w:t>
+        <w:t xml:space="preserve">در گامِ نخست، ۲۴ فیچرِ رفتاریِ مقاله‌ی مرجع بر رویِ دیتاستِ اول بازتولید شد. در همین مرحله، خطایی در تابعِ to_bool در کدِ منتشرشده‌ی مقاله شناسایی شد: این تابع مقادیرِ منطقیِ ذخیره‌شده به‌صورتِ عددِ اعشاری (float، مانندِ ۰.۰ یا ۱.۰ که هنگامِ خواندنِ فایلِ اکسل با pandas تولید می‌شوند) را به‌درستی تشخیص نمی‌داد و به‌طورِ پیش‌فرض صفر برمی‌گرداند. این خطا باعث می‌شد فیچرِ default_profile برایِ تمامیِ کاربران صفر ثبت شود. پس از اصلاحِ این تابع، فیچرِ یادشده سیگنالِ آماریِ معناداری نشان داد (Cohen's d = ۰.۳۴).</w:t>
       </w:r>
     </w:p>
     <w:p>
@@ -2935,7 +2509,7 @@
           <w:szCs w:val="24"/>
           <w:rtl/>
         </w:rPr>
-        <w:t xml:space="preserve">با افزودنِ ۲۱ فیچرِ رفتاریِ تکمیلی (جمعاً ۴۵ فیچر)، ROC-AUC مدلِ Random Forest از ۰.۷۲۱ به ۰.۷۷۸ و معیارِ F1 از ۰.۱۸۳ به ۰.۳۸۹ بهبود یافت.</w:t>
+        <w:t xml:space="preserve">با افزودنِ ۲۱ فیچرِ رفتاریِ تکمیلی (جمعاً ۴۵ فیچر)، ROC-AUC مدلِ Random Forest از ۰.۷۰۴ به ۰.۷۶۲ و معیارِ F1 از ۰.۱۳۰ به ۰.۲۶۷ بهبود یافت.</w:t>
       </w:r>
     </w:p>
     <w:tbl>
@@ -3127,7 +2701,7 @@
                 <w:szCs w:val="20"/>
                 <w:rtl/>
               </w:rPr>
-              <w:t xml:space="preserve">0.721</w:t>
+              <w:t xml:space="preserve">0.704</w:t>
             </w:r>
           </w:p>
         </w:tc>
@@ -3150,7 +2724,7 @@
                 <w:szCs w:val="20"/>
                 <w:rtl/>
               </w:rPr>
-              <w:t xml:space="preserve">0.183</w:t>
+              <w:t xml:space="preserve">0.130</w:t>
             </w:r>
           </w:p>
         </w:tc>
@@ -3224,7 +2798,7 @@
                 <w:szCs w:val="20"/>
                 <w:rtl/>
               </w:rPr>
-              <w:t xml:space="preserve">0.778</w:t>
+              <w:t xml:space="preserve">0.762</w:t>
             </w:r>
           </w:p>
         </w:tc>
@@ -3248,7 +2822,7 @@
                 <w:szCs w:val="20"/>
                 <w:rtl/>
               </w:rPr>
-              <w:t xml:space="preserve">0.389</w:t>
+              <w:t xml:space="preserve">0.267</w:t>
             </w:r>
           </w:p>
         </w:tc>
@@ -3423,7 +2997,7 @@
           <w:szCs w:val="24"/>
           <w:rtl/>
         </w:rPr>
-        <w:t xml:space="preserve">همان‌طور که در شکلِ ۴-۲ مشاهده می‌شود، فیچرهایِ نرخِ فعالیت (statuses_per_day، log_statuses) و فیچرهایِ تکمیلیِ جدید (listed_per_follower، friends_to_followers، statuses_to_favourites) در صدرِ رتبه‌بندیِ اهمیت قرار دارند — یافته‌ای هم‌راستا با فرضیه‌ی مقاله‌ی مرجع مبنی بر برتریِ فیچرهایِ رفتاری بر فیچرهایِ ساده‌ی پروفایلی.</w:t>
+        <w:t xml:space="preserve">همان‌طور که در شکلِ ۴-۲ مشاهده می‌شود، فیچرِ retweet_ratio (نسبتِ ریتوییت به کلِ توییت‌ها) با اختلافِ محسوسی از بقیه، مهم‌ترین فیچرِ رفتاری است؛ کاربرانِ بات به‌طورِ میانگین این نسبت را حدودِ دو برابرِ کاربرانِ غیربات دارند (۰.۶۱ در برابرِ ۰.۳۵). پس از آن، فیچرهایِ listed_per_follower و friends_to_followers در رتبه‌هایِ بعدی قرار دارند — یافته‌ای هم‌راستا با فرضیه‌ی مقاله‌ی مرجع مبنی بر برتریِ فیچرهایِ رفتاری بر فیچرهایِ ساده‌ی پروفایلی.</w:t>
       </w:r>
     </w:p>
     <w:p>
@@ -3464,7 +3038,7 @@
           <w:szCs w:val="24"/>
           <w:rtl/>
         </w:rPr>
-        <w:t xml:space="preserve">به‌دلیلِ نسبتِ پایینِ بات (۱۷.۹٪) در دیتاستِ اول، مدل در آستانه‌ی پیش‌فرضِ ۰.۵ عملکردی محافظه‌کارانه داشت (Recall=۰.۲۸۳). چهار راهکار مقایسه شدند: وزن‌دهیِ کلاس (class_weight)، تنظیمِ آستانه بر مبنایِ بیشینه‌سازیِ F1، بیش‌نمونه‌برداریِ SMOTE، و ترکیبِ وزن‌دهی با تنظیمِ آستانه.</w:t>
+        <w:t xml:space="preserve">به‌دلیلِ نسبتِ پایینِ بات (۱۷.۹٪) در دیتاستِ اول، مدل در آستانه‌ی پیش‌فرضِ ۰.۵ عملکردی محافظه‌کارانه داشت (Recall=۰.۱۷۶). چهار راهکار مقایسه شدند: وزن‌دهیِ کلاس (class_weight)، تنظیمِ آستانه بر مبنایِ بیشینه‌سازیِ F1، بیش‌نمونه‌برداریِ SMOTE، و ترکیبِ وزن‌دهی با تنظیمِ آستانه.</w:t>
       </w:r>
     </w:p>
     <w:tbl>
@@ -3682,7 +3256,7 @@
                 <w:szCs w:val="20"/>
                 <w:rtl/>
               </w:rPr>
-              <w:t xml:space="preserve">0.397</w:t>
+              <w:t xml:space="preserve">0.274</w:t>
             </w:r>
           </w:p>
         </w:tc>
@@ -3705,7 +3279,7 @@
                 <w:szCs w:val="20"/>
                 <w:rtl/>
               </w:rPr>
-              <w:t xml:space="preserve">0.663</w:t>
+              <w:t xml:space="preserve">0.611</w:t>
             </w:r>
           </w:p>
         </w:tc>
@@ -3728,7 +3302,7 @@
                 <w:szCs w:val="20"/>
                 <w:rtl/>
               </w:rPr>
-              <w:t xml:space="preserve">0.283</w:t>
+              <w:t xml:space="preserve">0.176</w:t>
             </w:r>
           </w:p>
         </w:tc>
@@ -3802,7 +3376,7 @@
                 <w:szCs w:val="20"/>
                 <w:rtl/>
               </w:rPr>
-              <w:t xml:space="preserve">0.286</w:t>
+              <w:t xml:space="preserve">0.175</w:t>
             </w:r>
           </w:p>
         </w:tc>
@@ -3826,7 +3400,7 @@
                 <w:szCs w:val="20"/>
                 <w:rtl/>
               </w:rPr>
-              <w:t xml:space="preserve">0.603</w:t>
+              <w:t xml:space="preserve">0.633</w:t>
             </w:r>
           </w:p>
         </w:tc>
@@ -3850,7 +3424,7 @@
                 <w:szCs w:val="20"/>
                 <w:rtl/>
               </w:rPr>
-              <w:t xml:space="preserve">0.187</w:t>
+              <w:t xml:space="preserve">0.102</w:t>
             </w:r>
           </w:p>
         </w:tc>
@@ -3898,7 +3472,7 @@
                 <w:szCs w:val="20"/>
                 <w:rtl/>
               </w:rPr>
-              <w:t xml:space="preserve">0.39</w:t>
+              <w:t xml:space="preserve">0.22</w:t>
             </w:r>
           </w:p>
         </w:tc>
@@ -3921,7 +3495,7 @@
                 <w:szCs w:val="20"/>
                 <w:rtl/>
               </w:rPr>
-              <w:t xml:space="preserve">0.500</w:t>
+              <w:t xml:space="preserve">0.463</w:t>
             </w:r>
           </w:p>
         </w:tc>
@@ -3944,7 +3518,7 @@
                 <w:szCs w:val="20"/>
                 <w:rtl/>
               </w:rPr>
-              <w:t xml:space="preserve">0.582</w:t>
+              <w:t xml:space="preserve">0.360</w:t>
             </w:r>
           </w:p>
         </w:tc>
@@ -3967,7 +3541,7 @@
                 <w:szCs w:val="20"/>
                 <w:rtl/>
               </w:rPr>
-              <w:t xml:space="preserve">0.439</w:t>
+              <w:t xml:space="preserve">0.647</w:t>
             </w:r>
           </w:p>
         </w:tc>
@@ -4041,7 +3615,7 @@
                 <w:szCs w:val="20"/>
                 <w:rtl/>
               </w:rPr>
-              <w:t xml:space="preserve">0.448</w:t>
+              <w:t xml:space="preserve">0.396</w:t>
             </w:r>
           </w:p>
         </w:tc>
@@ -4065,7 +3639,7 @@
                 <w:szCs w:val="20"/>
                 <w:rtl/>
               </w:rPr>
-              <w:t xml:space="preserve">0.463</w:t>
+              <w:t xml:space="preserve">0.452</w:t>
             </w:r>
           </w:p>
         </w:tc>
@@ -4089,7 +3663,7 @@
                 <w:szCs w:val="20"/>
                 <w:rtl/>
               </w:rPr>
-              <w:t xml:space="preserve">0.433</w:t>
+              <w:t xml:space="preserve">0.353</w:t>
             </w:r>
           </w:p>
         </w:tc>
@@ -4137,7 +3711,7 @@
                 <w:szCs w:val="20"/>
                 <w:rtl/>
               </w:rPr>
-              <w:t xml:space="preserve">0.22</w:t>
+              <w:t xml:space="preserve">0.21</w:t>
             </w:r>
           </w:p>
         </w:tc>
@@ -4160,7 +3734,7 @@
                 <w:szCs w:val="20"/>
                 <w:rtl/>
               </w:rPr>
-              <w:t xml:space="preserve">0.481</w:t>
+              <w:t xml:space="preserve">0.469</w:t>
             </w:r>
           </w:p>
         </w:tc>
@@ -4183,7 +3757,7 @@
                 <w:szCs w:val="20"/>
                 <w:rtl/>
               </w:rPr>
-              <w:t xml:space="preserve">0.401</w:t>
+              <w:t xml:space="preserve">0.373</w:t>
             </w:r>
           </w:p>
         </w:tc>
@@ -4206,7 +3780,7 @@
                 <w:szCs w:val="20"/>
                 <w:rtl/>
               </w:rPr>
-              <w:t xml:space="preserve">0.599</w:t>
+              <w:t xml:space="preserve">0.631</w:t>
             </w:r>
           </w:p>
         </w:tc>
@@ -4316,7 +3890,7 @@
           <w:szCs w:val="24"/>
           <w:rtl/>
         </w:rPr>
-        <w:t xml:space="preserve">نتایج نشان داد ساده‌ترین راهکار — تنظیمِ آستانه بدونِ وزن‌دهیِ کلاس — بهترین تعادل را میانِ F1، دقتِ مثبت، و بازخوانی ایجاد کرد؛ چراکه class_weight و SMOTE عملاً رتبه‌بندیِ زیرینِ مدل (که ROC-AUC آن را می‌سنجد) را تغییر نمی‌دهند و صرفاً نقطه‌ی تصمیم را جابه‌جا می‌کنند.</w:t>
+        <w:t xml:space="preserve">نتایج نشان داد ترکیبِ class_weight با تنظیمِ آستانه، بهترین F1 را ایجاد کرد؛ گرچه تنظیمِ صرفِ آستانه (بدونِ وزن‌دهی) نیز عملکردی بسیار نزدیک و با Recall بالاتر ارائه داد. هر دو راهکار به‌وضوح از حالتِ بدونِ تغییر بهتر بودند.</w:t>
       </w:r>
     </w:p>
     <w:p>
@@ -4422,7 +3996,7 @@
           <w:szCs w:val="24"/>
           <w:rtl/>
         </w:rPr>
-        <w:t xml:space="preserve">تحلیلِ SHAP، رتبه‌بندیِ فیچرهایِ مبتنی بر Gini را با روشی مستقل و در سطحِ تک‌تکِ کاربران تأیید کرد: فیچرهایِ الگویِ زمان‌بندیِ توییت (log_max_occurence_of_same_gap) و سبکِ ریتوییت‌کردن (retweet_ratio، prop_plain_retweet) بالاترین اثرِ متوسط را بر خروجیِ مدل داشتند.</w:t>
+        <w:t xml:space="preserve">تحلیلِ SHAP، رتبه‌بندیِ فیچرهایِ مبتنی بر Gini را با روشی مستقل و در سطحِ تک‌تکِ کاربران تأیید کرد: retweet_ratio با فاصله‌ی زیاد بالاترین اثرِ متوسط را بر خروجیِ مدل داشت، و پس از آن listed_per_follower و screen_name_digit_ratio قرار گرفتند.</w:t>
       </w:r>
     </w:p>
     <w:p>
@@ -4487,7 +4061,7 @@
           <w:szCs w:val="19"/>
           <w:rtl/>
         </w:rPr>
-        <w:t xml:space="preserve">شکل ۴-۵ – نمودارِ وابستگیِ SHAP برایِ قوی‌ترین فیچر: افزایشِ تکرارِ یک فاصله‌ی زمانیِ مشخص بینِ توییت‌ها (نشانه‌ی زمان‌بندیِ خودکار)، به‌طورِ پیوسته احتمالِ بات‌بودن را افزایش می‌دهد.</w:t>
+        <w:t xml:space="preserve">شکل ۴-۵ – نمودارِ وابستگیِ SHAP برایِ قوی‌ترین فیچر: با افزایشِ نسبتِ ریتوییتِ کاربر (به‌ویژه بالایِ ۰.۵)، اثرِ آن بر پیش‌بینیِ بات‌بودن به‌طورِ پیوسته و غیرخطی افزایش می‌یابد.</w:t>
       </w:r>
     </w:p>
     <w:p>
@@ -4528,7 +4102,7 @@
           <w:szCs w:val="24"/>
           <w:rtl/>
         </w:rPr>
-        <w:t xml:space="preserve">برایِ سنجشِ مقاومتِ فیچرها در برابرِ بازنویسیِ محتوا با سبکِ LLM (با استفاده از همان تابعِ بازنویسیِ پیاده‌سازی‌شده در کدِ مقاله‌ی مرجع)، سه مدل — صرفاً‌محتوایی، صرفاً‌رفتاری، و ترکیبی — در برابرِ شدت‌هایِ افزاینده‌یِ بازنویسی (۰ تا ۱۰۰٪ توییت‌هایِ بات) ارزیابی شدند.</w:t>
+        <w:t xml:space="preserve">برایِ سنجشِ مقاومتِ فیچرها در برابرِ بازنویسیِ محتوا با سبکِ LLM (با استفاده از همان تابعِ بازنویسیِ پیاده‌سازی‌شده در کدِ مقاله‌ی مرجع)، سه مدل — صرفاً‌محتوایی، صرفاً‌رفتاری، و ترکیبی — بر رویِ ۱٬۰۴۲ کاربرِ دارایِ متن، در برابرِ شدت‌هایِ افزاینده‌یِ بازنویسی (۰ تا ۱۰۰٪ توییت‌هایِ بات) ارزیابی شدند.</w:t>
       </w:r>
     </w:p>
     <w:p>
@@ -4593,7 +4167,7 @@
           <w:szCs w:val="19"/>
           <w:rtl/>
         </w:rPr>
-        <w:t xml:space="preserve">شکل ۴-۶ – ROC-AUC سه مدل در برابرِ شدتِ بازنویسیِ متنِ توییت‌هایِ بات</w:t>
+        <w:t xml:space="preserve">شکل ۴-۶ – ROC-AUC سه مدل در برابرِ شدتِ بازنویسیِ متنِ توییت‌هایِ بات (n=۱٬۰۴۲)</w:t>
       </w:r>
     </w:p>
     <w:p>
@@ -4614,7 +4188,7 @@
           <w:szCs w:val="24"/>
           <w:rtl/>
         </w:rPr>
-        <w:t xml:space="preserve">نتیجه، فرضیه‌ی مقاله‌ی مرجع را تأیید کرد: AUC مدلِ رفتاری کاملاً ثابت ماند (۰.۷۷۵ در هر دو سرِ طیف، افتِ صفر)، درحالی‌که مدلِ محتوایی افتِ محسوسی نشان داد (از ۰.۶۲۱ به ۰.۵۸۷، افتِ ۳.۳٪). مدلِ ترکیبی نیز افتِ کمی (۱.۱٪) داشت. لازم به ذکر است بخشی از این پایداریِ کامل، ناشی از طراحیِ پایپ‌لاینِ داده نیز هست: فیچرهایِ رفتاریِ تکمیلی از آمارِ کلیِ ازپیش‌محاسبه‌شده‌یِ تاریخچه‌ی توییتِ کاربر می‌آیند، نه از همان متنِ نمونه‌ای که موردِ بازنویسی قرار می‌گیرد؛ بنابراین از اساس به فیلدِ موردِ حمله وابسته نبوده‌اند.</w:t>
+        <w:t xml:space="preserve">نتیجه، فرضیه‌ی مقاله‌ی مرجع را با نمونه‌ای هفت‌برابرِ بزرگ‌تر از پیش تأیید کرد: AUC مدلِ رفتاری کاملاً ثابت ماند (۰.۶۸۶ در هر دو سرِ طیف، افتِ صفر)، درحالی‌که مدلِ محتوایی افتِ محسوسی نشان داد (از ۰.۵۹۶ به ۰.۵۶۵، افتِ ۳.۱٪). مدلِ ترکیبی نیز افتِ کمی (۱.۳٪) داشت. لازم به ذکر است بخشی از این پایداریِ کامل، ناشی از طراحیِ پایپ‌لاینِ داده نیز هست: فیچرهایِ رفتاریِ تکمیلی از آمارِ کلیِ ازپیش‌محاسبه‌شده‌یِ تاریخچه‌ی توییتِ کاربر می‌آیند، نه از همان متنِ نمونه‌ای که موردِ بازنویسی قرار می‌گیرد؛ بنابراین از اساس به فیلدِ موردِ حمله وابسته نبوده‌اند.</w:t>
       </w:r>
     </w:p>
     <w:p>
@@ -4655,7 +4229,7 @@
           <w:szCs w:val="24"/>
           <w:rtl/>
         </w:rPr>
-        <w:t xml:space="preserve">برایِ ارزیابیِ روشِ مقاله‌ی دوم، به‌دلیلِ عدمِ پشتیبانیِ زبانِ فارسی در ماژولِ اصلیِ LFC و عدمِ دسترسی به مدلِ آماده‌ی HuggingFace، یک نسخه‌ی جایگزینِ فارسی با کتابخانه‌ی hazm ساخته شد (۱۷ فیچر). همچنین، با کشفِ بیش از ۱٬۵۸۶ متنِ توییتِ عیناً مشترک میانِ چند حساب، دو فیچرِ «رفتارِ هماهنگ» نیز افزوده شد.</w:t>
+        <w:t xml:space="preserve">برایِ ارزیابیِ روشِ مقاله‌ی دوم، به‌دلیلِ عدمِ پشتیبانیِ زبانِ فارسی در ماژولِ اصلیِ LFC و عدمِ دسترسی به مدلِ آماده‌ی HuggingFace، یک نسخه‌ی جایگزینِ فارسی با کتابخانه‌ی hazm ساخته شد (۱۷ فیچر). همچنین، با کشفِ متونِ توییتِ عیناً مشترک میانِ چند حساب، دو فیچرِ «رفتارِ هماهنگ» نیز افزوده شد. با توزیعِ کاملِ متنِ توییتِ دیتاستِ اول (بخشِ ۴-۲-۷)، این آزمایش این‌بار رویِ ۱٬۰۴۲ کاربر (به‌جایِ ۱۶۲ کاربرِ نسخه‌ی اولیه‌ی داده) تکرار شد.</w:t>
       </w:r>
     </w:p>
     <w:tbl>
@@ -4824,7 +4398,7 @@
                 <w:szCs w:val="20"/>
                 <w:rtl/>
               </w:rPr>
-              <w:t xml:space="preserve">162</w:t>
+              <w:t xml:space="preserve">1042</w:t>
             </w:r>
           </w:p>
         </w:tc>
@@ -4847,7 +4421,7 @@
                 <w:szCs w:val="20"/>
                 <w:rtl/>
               </w:rPr>
-              <w:t xml:space="preserve">0.781</w:t>
+              <w:t xml:space="preserve">0.755</w:t>
             </w:r>
           </w:p>
         </w:tc>
@@ -4870,7 +4444,7 @@
                 <w:szCs w:val="20"/>
                 <w:rtl/>
               </w:rPr>
-              <w:t xml:space="preserve">0.595</w:t>
+              <w:t xml:space="preserve">0.275</w:t>
             </w:r>
           </w:p>
         </w:tc>
@@ -4920,7 +4494,7 @@
                 <w:szCs w:val="20"/>
                 <w:rtl/>
               </w:rPr>
-              <w:t xml:space="preserve">162</w:t>
+              <w:t xml:space="preserve">1042</w:t>
             </w:r>
           </w:p>
         </w:tc>
@@ -4944,7 +4518,7 @@
                 <w:szCs w:val="20"/>
                 <w:rtl/>
               </w:rPr>
-              <w:t xml:space="preserve">0.681</w:t>
+              <w:t xml:space="preserve">0.662</w:t>
             </w:r>
           </w:p>
         </w:tc>
@@ -4968,7 +4542,7 @@
                 <w:szCs w:val="20"/>
                 <w:rtl/>
               </w:rPr>
-              <w:t xml:space="preserve">0.349</w:t>
+              <w:t xml:space="preserve">0.092</w:t>
             </w:r>
           </w:p>
         </w:tc>
@@ -5016,7 +4590,7 @@
                 <w:szCs w:val="20"/>
                 <w:rtl/>
               </w:rPr>
-              <w:t xml:space="preserve">162</w:t>
+              <w:t xml:space="preserve">1042</w:t>
             </w:r>
           </w:p>
         </w:tc>
@@ -5039,7 +4613,7 @@
                 <w:szCs w:val="20"/>
                 <w:rtl/>
               </w:rPr>
-              <w:t xml:space="preserve">0.778</w:t>
+              <w:t xml:space="preserve">0.763</w:t>
             </w:r>
           </w:p>
         </w:tc>
@@ -5062,7 +4636,7 @@
                 <w:szCs w:val="20"/>
                 <w:rtl/>
               </w:rPr>
-              <w:t xml:space="preserve">0.624</w:t>
+              <w:t xml:space="preserve">0.252</w:t>
             </w:r>
           </w:p>
         </w:tc>
@@ -5151,7 +4725,7 @@
           <w:szCs w:val="19"/>
           <w:rtl/>
         </w:rPr>
-        <w:t xml:space="preserve">شکل ۴-۷ – منحنی‌هایِ ROC مدل‌هایِ رفتاری، زبانی، و ترکیبی بر رویِ ۱۶۲ کاربرِ دارایِ متن</w:t>
+        <w:t xml:space="preserve">شکل ۴-۷ – منحنی‌هایِ ROC مدل‌هایِ رفتاری، زبانی، و ترکیبی بر رویِ ۱٬۰۴۲ کاربرِ دارایِ متن</w:t>
       </w:r>
     </w:p>
     <w:p>
@@ -5172,7 +4746,623 @@
           <w:szCs w:val="24"/>
           <w:rtl/>
         </w:rPr>
-        <w:t xml:space="preserve">نتیجه نشان داد فیوژن، AUC را به‌طورِ محسوس فراتر از مدلِ رفتاریِ تنها نبرد؛ در رتبه‌بندیِ اهمیتِ فیچرهایِ مدلِ ترکیبی، هیچ‌یک از ۱۹ فیچرِ زبانی/هماهنگی جزوِ ۲۵ فیچرِ برتر نبود. تحلیل نشان داد علتِ اصلی، حجمِ کمِ داده‌ی متنی (تنها ۱۶۲ کاربر با ۵۰ بات) است، نه ضعفِ ذاتیِ روش — فرضیه‌ای که در بخشِ ۴-۳-۵ با داده‌ی بیشتر آزموده و تأیید شد.</w:t>
+        <w:t xml:space="preserve">برخلافِ نتیجه‌ی نسخه‌ی اولیه‌ی داده (که فیوژن هیچ بهبودی نسبت به رفتاریِ تنها نشان نداده بود)، با این حجمِ داده‌ی بسیار بزرگ‌تر، AUC مدلِ ترکیبی (۰.۷۶۳) اندکی از مدلِ صرفاً‌رفتاری (۰.۷۵۵) فراتر رفت. در رتبه‌بندیِ اهمیتِ فیچرهایِ مدلِ ترکیبی نیز، سه فیچرِ زبانی (ling_avg_word_len، ling_unique_word_ratio، ling_char_entropy) جزوِ پانزده فیچرِ برتر قرار گرفتند — درحالی‌که در نمونه‌ی ۱۶۲نفریِ اولیه، هیچ‌یک از فیچرهایِ زبانی حتی به ۲۵ فیچرِ برتر هم نرسیده بودند. این نتیجه، با یافته‌ی مشابهی که در دیتاستِ دوم نیز مشاهده شد (بخشِ ۴-۳-۴)، فرضیه‌ی «کمبودِ داده عاملِ اصلیِ ضعفِ سیگنالِ محتوایی در آزمایش‌هایِ اولیه بوده» را برایِ سومین بار، این‌بار در یک جمعیتِ کاملاً متفاوت، تأیید می‌کند.</w:t>
+      </w:r>
+    </w:p>
+    <w:p>
+      <w:pPr>
+        <w:pStyle w:val="Heading3"/>
+        <w:bidi/>
+        <w:spacing w:after="140" w:before="240"/>
+        <w:jc w:val="right"/>
+      </w:pPr>
+      <w:r>
+        <w:rPr>
+          <w:rFonts w:ascii="B Nazanin" w:cs="B Nazanin" w:eastAsia="B Nazanin" w:hAnsi="B Nazanin"/>
+          <w:b/>
+          <w:bCs/>
+          <w:color w:val="555555"/>
+          <w:sz w:val="24"/>
+          <w:szCs w:val="24"/>
+          <w:rtl/>
+        </w:rPr>
+        <w:t xml:space="preserve">۴-۲-۷ راستی‌آزماییِ منبعِ داده و جایگزینیِ فایل</w:t>
+      </w:r>
+    </w:p>
+    <w:p>
+      <w:pPr>
+        <w:bidi/>
+        <w:spacing w:after="160" w:line="340"/>
+        <w:ind w:firstLine="340"/>
+        <w:jc w:val="both"/>
+      </w:pPr>
+      <w:r>
+        <w:rPr>
+          <w:rFonts w:ascii="B Nazanin" w:cs="B Nazanin" w:eastAsia="B Nazanin" w:hAnsi="B Nazanin"/>
+          <w:b w:val="false"/>
+          <w:bCs w:val="false"/>
+          <w:i w:val="false"/>
+          <w:iCs w:val="false"/>
+          <w:sz w:val="24"/>
+          <w:szCs w:val="24"/>
+          <w:rtl/>
+        </w:rPr>
+        <w:t xml:space="preserve">در جریانِ پژوهش، نسخه‌ای غنی‌ترِ دیتاستِ اول (با همان جمعیتِ کاربری، ۱٬۱۰۳ به‌جایِ ۱٬۱۰۴ رکورد) در دسترس قرار گرفت. پیش از جایگزینی، کیفیتِ آن راستی‌آزمایی و با نسخه‌ی اولیه مقایسه شد:</w:t>
+      </w:r>
+    </w:p>
+    <w:tbl>
+      <w:tblPr>
+        <w:tblW w:type="dxa" w:w="9000"/>
+        <w:tblBorders>
+          <w:top w:val="single" w:color="auto" w:sz="4"/>
+          <w:left w:val="single" w:color="auto" w:sz="4"/>
+          <w:bottom w:val="single" w:color="auto" w:sz="4"/>
+          <w:right w:val="single" w:color="auto" w:sz="4"/>
+          <w:insideH w:val="single" w:color="auto" w:sz="4"/>
+          <w:insideV w:val="single" w:color="auto" w:sz="4"/>
+        </w:tblBorders>
+      </w:tblPr>
+      <w:tblGrid>
+        <w:gridCol w:w="3600"/>
+        <w:gridCol w:w="2700"/>
+        <w:gridCol w:w="2700"/>
+      </w:tblGrid>
+      <w:tr>
+        <w:trPr>
+          <w:tblHeader/>
+        </w:trPr>
+        <w:tc>
+          <w:tcPr>
+            <w:tcW w:type="dxa" w:w="3600"/>
+            <w:shd w:fill="1F4E79" w:val="clear"/>
+            <w:vAlign w:val="center"/>
+          </w:tcPr>
+          <w:p>
+            <w:pPr>
+              <w:bidi/>
+              <w:jc w:val="center"/>
+            </w:pPr>
+            <w:r>
+              <w:rPr>
+                <w:rFonts w:ascii="B Nazanin" w:cs="B Nazanin" w:eastAsia="B Nazanin" w:hAnsi="B Nazanin"/>
+                <w:b/>
+                <w:bCs/>
+                <w:color w:val="FFFFFF"/>
+                <w:sz w:val="20"/>
+                <w:szCs w:val="20"/>
+                <w:rtl/>
+              </w:rPr>
+              <w:t xml:space="preserve">معیار</w:t>
+            </w:r>
+          </w:p>
+        </w:tc>
+        <w:tc>
+          <w:tcPr>
+            <w:tcW w:type="dxa" w:w="2700"/>
+            <w:shd w:fill="1F4E79" w:val="clear"/>
+            <w:vAlign w:val="center"/>
+          </w:tcPr>
+          <w:p>
+            <w:pPr>
+              <w:bidi/>
+              <w:jc w:val="center"/>
+            </w:pPr>
+            <w:r>
+              <w:rPr>
+                <w:rFonts w:ascii="B Nazanin" w:cs="B Nazanin" w:eastAsia="B Nazanin" w:hAnsi="B Nazanin"/>
+                <w:b/>
+                <w:bCs/>
+                <w:color w:val="FFFFFF"/>
+                <w:sz w:val="20"/>
+                <w:szCs w:val="20"/>
+                <w:rtl/>
+              </w:rPr>
+              <w:t xml:space="preserve">نسخه‌ی اولیه</w:t>
+            </w:r>
+          </w:p>
+        </w:tc>
+        <w:tc>
+          <w:tcPr>
+            <w:tcW w:type="dxa" w:w="2700"/>
+            <w:shd w:fill="1F4E79" w:val="clear"/>
+            <w:vAlign w:val="center"/>
+          </w:tcPr>
+          <w:p>
+            <w:pPr>
+              <w:bidi/>
+              <w:jc w:val="center"/>
+            </w:pPr>
+            <w:r>
+              <w:rPr>
+                <w:rFonts w:ascii="B Nazanin" w:cs="B Nazanin" w:eastAsia="B Nazanin" w:hAnsi="B Nazanin"/>
+                <w:b/>
+                <w:bCs/>
+                <w:color w:val="FFFFFF"/>
+                <w:sz w:val="20"/>
+                <w:szCs w:val="20"/>
+                <w:rtl/>
+              </w:rPr>
+              <w:t xml:space="preserve">نسخه‌ی جایگزین‌شده</w:t>
+            </w:r>
+          </w:p>
+        </w:tc>
+      </w:tr>
+      <w:tr>
+        <w:tc>
+          <w:tcPr>
+            <w:tcW w:type="dxa" w:w="3600"/>
+            <w:vAlign w:val="center"/>
+          </w:tcPr>
+          <w:p>
+            <w:pPr>
+              <w:bidi/>
+              <w:jc w:val="center"/>
+            </w:pPr>
+            <w:r>
+              <w:rPr>
+                <w:rFonts w:ascii="B Nazanin" w:cs="B Nazanin" w:eastAsia="B Nazanin" w:hAnsi="B Nazanin"/>
+                <w:b w:val="false"/>
+                <w:bCs w:val="false"/>
+                <w:sz w:val="20"/>
+                <w:szCs w:val="20"/>
+                <w:rtl/>
+              </w:rPr>
+              <w:t xml:space="preserve">کاربرانِ دارایِ متنِ توییت</w:t>
+            </w:r>
+          </w:p>
+        </w:tc>
+        <w:tc>
+          <w:tcPr>
+            <w:tcW w:type="dxa" w:w="2700"/>
+            <w:vAlign w:val="center"/>
+          </w:tcPr>
+          <w:p>
+            <w:pPr>
+              <w:bidi/>
+              <w:jc w:val="center"/>
+            </w:pPr>
+            <w:r>
+              <w:rPr>
+                <w:rFonts w:ascii="B Nazanin" w:cs="B Nazanin" w:eastAsia="B Nazanin" w:hAnsi="B Nazanin"/>
+                <w:b w:val="false"/>
+                <w:bCs w:val="false"/>
+                <w:sz w:val="20"/>
+                <w:szCs w:val="20"/>
+                <w:rtl/>
+              </w:rPr>
+              <w:t xml:space="preserve">174</w:t>
+            </w:r>
+          </w:p>
+        </w:tc>
+        <w:tc>
+          <w:tcPr>
+            <w:tcW w:type="dxa" w:w="2700"/>
+            <w:vAlign w:val="center"/>
+          </w:tcPr>
+          <w:p>
+            <w:pPr>
+              <w:bidi/>
+              <w:jc w:val="center"/>
+            </w:pPr>
+            <w:r>
+              <w:rPr>
+                <w:rFonts w:ascii="B Nazanin" w:cs="B Nazanin" w:eastAsia="B Nazanin" w:hAnsi="B Nazanin"/>
+                <w:b w:val="false"/>
+                <w:bCs w:val="false"/>
+                <w:sz w:val="20"/>
+                <w:szCs w:val="20"/>
+                <w:rtl/>
+              </w:rPr>
+              <w:t xml:space="preserve">1,099</w:t>
+            </w:r>
+          </w:p>
+        </w:tc>
+      </w:tr>
+      <w:tr>
+        <w:tc>
+          <w:tcPr>
+            <w:tcW w:type="dxa" w:w="3600"/>
+            <w:shd w:fill="F2F6FA" w:val="clear"/>
+            <w:vAlign w:val="center"/>
+          </w:tcPr>
+          <w:p>
+            <w:pPr>
+              <w:bidi/>
+              <w:jc w:val="center"/>
+            </w:pPr>
+            <w:r>
+              <w:rPr>
+                <w:rFonts w:ascii="B Nazanin" w:cs="B Nazanin" w:eastAsia="B Nazanin" w:hAnsi="B Nazanin"/>
+                <w:b w:val="false"/>
+                <w:bCs w:val="false"/>
+                <w:sz w:val="20"/>
+                <w:szCs w:val="20"/>
+                <w:rtl/>
+              </w:rPr>
+              <w:t xml:space="preserve">verified / default_profile_image</w:t>
+            </w:r>
+          </w:p>
+        </w:tc>
+        <w:tc>
+          <w:tcPr>
+            <w:tcW w:type="dxa" w:w="2700"/>
+            <w:shd w:fill="F2F6FA" w:val="clear"/>
+            <w:vAlign w:val="center"/>
+          </w:tcPr>
+          <w:p>
+            <w:pPr>
+              <w:bidi/>
+              <w:jc w:val="center"/>
+            </w:pPr>
+            <w:r>
+              <w:rPr>
+                <w:rFonts w:ascii="B Nazanin" w:cs="B Nazanin" w:eastAsia="B Nazanin" w:hAnsi="B Nazanin"/>
+                <w:b w:val="false"/>
+                <w:bCs w:val="false"/>
+                <w:sz w:val="20"/>
+                <w:szCs w:val="20"/>
+                <w:rtl/>
+              </w:rPr>
+              <w:t xml:space="preserve">نامعتبر (صفرِ فرضی)</w:t>
+            </w:r>
+          </w:p>
+        </w:tc>
+        <w:tc>
+          <w:tcPr>
+            <w:tcW w:type="dxa" w:w="2700"/>
+            <w:shd w:fill="F2F6FA" w:val="clear"/>
+            <w:vAlign w:val="center"/>
+          </w:tcPr>
+          <w:p>
+            <w:pPr>
+              <w:bidi/>
+              <w:jc w:val="center"/>
+            </w:pPr>
+            <w:r>
+              <w:rPr>
+                <w:rFonts w:ascii="B Nazanin" w:cs="B Nazanin" w:eastAsia="B Nazanin" w:hAnsi="B Nazanin"/>
+                <w:b w:val="false"/>
+                <w:bCs w:val="false"/>
+                <w:sz w:val="20"/>
+                <w:szCs w:val="20"/>
+                <w:rtl/>
+              </w:rPr>
+              <w:t xml:space="preserve">مقادیرِ واقعی</w:t>
+            </w:r>
+          </w:p>
+        </w:tc>
+      </w:tr>
+      <w:tr>
+        <w:tc>
+          <w:tcPr>
+            <w:tcW w:type="dxa" w:w="3600"/>
+            <w:vAlign w:val="center"/>
+          </w:tcPr>
+          <w:p>
+            <w:pPr>
+              <w:bidi/>
+              <w:jc w:val="center"/>
+            </w:pPr>
+            <w:r>
+              <w:rPr>
+                <w:rFonts w:ascii="B Nazanin" w:cs="B Nazanin" w:eastAsia="B Nazanin" w:hAnsi="B Nazanin"/>
+                <w:b w:val="false"/>
+                <w:bCs w:val="false"/>
+                <w:sz w:val="20"/>
+                <w:szCs w:val="20"/>
+                <w:rtl/>
+              </w:rPr>
+              <w:t xml:space="preserve">Botometer Score</w:t>
+            </w:r>
+          </w:p>
+        </w:tc>
+        <w:tc>
+          <w:tcPr>
+            <w:tcW w:type="dxa" w:w="2700"/>
+            <w:vAlign w:val="center"/>
+          </w:tcPr>
+          <w:p>
+            <w:pPr>
+              <w:bidi/>
+              <w:jc w:val="center"/>
+            </w:pPr>
+            <w:r>
+              <w:rPr>
+                <w:rFonts w:ascii="B Nazanin" w:cs="B Nazanin" w:eastAsia="B Nazanin" w:hAnsi="B Nazanin"/>
+                <w:b w:val="false"/>
+                <w:bCs w:val="false"/>
+                <w:sz w:val="20"/>
+                <w:szCs w:val="20"/>
+                <w:rtl/>
+              </w:rPr>
+              <w:t xml:space="preserve">ناموجود</w:t>
+            </w:r>
+          </w:p>
+        </w:tc>
+        <w:tc>
+          <w:tcPr>
+            <w:tcW w:type="dxa" w:w="2700"/>
+            <w:vAlign w:val="center"/>
+          </w:tcPr>
+          <w:p>
+            <w:pPr>
+              <w:bidi/>
+              <w:jc w:val="center"/>
+            </w:pPr>
+            <w:r>
+              <w:rPr>
+                <w:rFonts w:ascii="B Nazanin" w:cs="B Nazanin" w:eastAsia="B Nazanin" w:hAnsi="B Nazanin"/>
+                <w:b w:val="false"/>
+                <w:bCs w:val="false"/>
+                <w:sz w:val="20"/>
+                <w:szCs w:val="20"/>
+                <w:rtl/>
+              </w:rPr>
+              <w:t xml:space="preserve">موجود برایِ 833 کاربر</w:t>
+            </w:r>
+          </w:p>
+        </w:tc>
+      </w:tr>
+      <w:tr>
+        <w:tc>
+          <w:tcPr>
+            <w:tcW w:type="dxa" w:w="3600"/>
+            <w:shd w:fill="F2F6FA" w:val="clear"/>
+            <w:vAlign w:val="center"/>
+          </w:tcPr>
+          <w:p>
+            <w:pPr>
+              <w:bidi/>
+              <w:jc w:val="center"/>
+            </w:pPr>
+            <w:r>
+              <w:rPr>
+                <w:rFonts w:ascii="B Nazanin" w:cs="B Nazanin" w:eastAsia="B Nazanin" w:hAnsi="B Nazanin"/>
+                <w:b w:val="false"/>
+                <w:bCs w:val="false"/>
+                <w:sz w:val="20"/>
+                <w:szCs w:val="20"/>
+                <w:rtl/>
+              </w:rPr>
+              <w:t xml:space="preserve">AUC — ۲۴ فیچر</w:t>
+            </w:r>
+          </w:p>
+        </w:tc>
+        <w:tc>
+          <w:tcPr>
+            <w:tcW w:type="dxa" w:w="2700"/>
+            <w:shd w:fill="F2F6FA" w:val="clear"/>
+            <w:vAlign w:val="center"/>
+          </w:tcPr>
+          <w:p>
+            <w:pPr>
+              <w:bidi/>
+              <w:jc w:val="center"/>
+            </w:pPr>
+            <w:r>
+              <w:rPr>
+                <w:rFonts w:ascii="B Nazanin" w:cs="B Nazanin" w:eastAsia="B Nazanin" w:hAnsi="B Nazanin"/>
+                <w:b w:val="false"/>
+                <w:bCs w:val="false"/>
+                <w:sz w:val="20"/>
+                <w:szCs w:val="20"/>
+                <w:rtl/>
+              </w:rPr>
+              <w:t xml:space="preserve">0.721</w:t>
+            </w:r>
+          </w:p>
+        </w:tc>
+        <w:tc>
+          <w:tcPr>
+            <w:tcW w:type="dxa" w:w="2700"/>
+            <w:shd w:fill="F2F6FA" w:val="clear"/>
+            <w:vAlign w:val="center"/>
+          </w:tcPr>
+          <w:p>
+            <w:pPr>
+              <w:bidi/>
+              <w:jc w:val="center"/>
+            </w:pPr>
+            <w:r>
+              <w:rPr>
+                <w:rFonts w:ascii="B Nazanin" w:cs="B Nazanin" w:eastAsia="B Nazanin" w:hAnsi="B Nazanin"/>
+                <w:b w:val="false"/>
+                <w:bCs w:val="false"/>
+                <w:sz w:val="20"/>
+                <w:szCs w:val="20"/>
+                <w:rtl/>
+              </w:rPr>
+              <w:t xml:space="preserve">0.704</w:t>
+            </w:r>
+          </w:p>
+        </w:tc>
+      </w:tr>
+      <w:tr>
+        <w:tc>
+          <w:tcPr>
+            <w:tcW w:type="dxa" w:w="3600"/>
+            <w:vAlign w:val="center"/>
+          </w:tcPr>
+          <w:p>
+            <w:pPr>
+              <w:bidi/>
+              <w:jc w:val="center"/>
+            </w:pPr>
+            <w:r>
+              <w:rPr>
+                <w:rFonts w:ascii="B Nazanin" w:cs="B Nazanin" w:eastAsia="B Nazanin" w:hAnsi="B Nazanin"/>
+                <w:b w:val="false"/>
+                <w:bCs w:val="false"/>
+                <w:sz w:val="20"/>
+                <w:szCs w:val="20"/>
+                <w:rtl/>
+              </w:rPr>
+              <w:t xml:space="preserve">AUC — ۴۵ فیچر</w:t>
+            </w:r>
+          </w:p>
+        </w:tc>
+        <w:tc>
+          <w:tcPr>
+            <w:tcW w:type="dxa" w:w="2700"/>
+            <w:vAlign w:val="center"/>
+          </w:tcPr>
+          <w:p>
+            <w:pPr>
+              <w:bidi/>
+              <w:jc w:val="center"/>
+            </w:pPr>
+            <w:r>
+              <w:rPr>
+                <w:rFonts w:ascii="B Nazanin" w:cs="B Nazanin" w:eastAsia="B Nazanin" w:hAnsi="B Nazanin"/>
+                <w:b w:val="false"/>
+                <w:bCs w:val="false"/>
+                <w:sz w:val="20"/>
+                <w:szCs w:val="20"/>
+                <w:rtl/>
+              </w:rPr>
+              <w:t xml:space="preserve">0.778</w:t>
+            </w:r>
+          </w:p>
+        </w:tc>
+        <w:tc>
+          <w:tcPr>
+            <w:tcW w:type="dxa" w:w="2700"/>
+            <w:vAlign w:val="center"/>
+          </w:tcPr>
+          <w:p>
+            <w:pPr>
+              <w:bidi/>
+              <w:jc w:val="center"/>
+            </w:pPr>
+            <w:r>
+              <w:rPr>
+                <w:rFonts w:ascii="B Nazanin" w:cs="B Nazanin" w:eastAsia="B Nazanin" w:hAnsi="B Nazanin"/>
+                <w:b w:val="false"/>
+                <w:bCs w:val="false"/>
+                <w:sz w:val="20"/>
+                <w:szCs w:val="20"/>
+                <w:rtl/>
+              </w:rPr>
+              <w:t xml:space="preserve">0.762</w:t>
+            </w:r>
+          </w:p>
+        </w:tc>
+      </w:tr>
+      <w:tr>
+        <w:tc>
+          <w:tcPr>
+            <w:tcW w:type="dxa" w:w="3600"/>
+            <w:shd w:fill="F2F6FA" w:val="clear"/>
+            <w:vAlign w:val="center"/>
+          </w:tcPr>
+          <w:p>
+            <w:pPr>
+              <w:bidi/>
+              <w:jc w:val="center"/>
+            </w:pPr>
+            <w:r>
+              <w:rPr>
+                <w:rFonts w:ascii="B Nazanin" w:cs="B Nazanin" w:eastAsia="B Nazanin" w:hAnsi="B Nazanin"/>
+                <w:b w:val="false"/>
+                <w:bCs w:val="false"/>
+                <w:sz w:val="20"/>
+                <w:szCs w:val="20"/>
+                <w:rtl/>
+              </w:rPr>
+              <w:t xml:space="preserve">AUC — فیوژنِ محتوایی (نمونه‌ی موجود)</w:t>
+            </w:r>
+          </w:p>
+        </w:tc>
+        <w:tc>
+          <w:tcPr>
+            <w:tcW w:type="dxa" w:w="2700"/>
+            <w:shd w:fill="F2F6FA" w:val="clear"/>
+            <w:vAlign w:val="center"/>
+          </w:tcPr>
+          <w:p>
+            <w:pPr>
+              <w:bidi/>
+              <w:jc w:val="center"/>
+            </w:pPr>
+            <w:r>
+              <w:rPr>
+                <w:rFonts w:ascii="B Nazanin" w:cs="B Nazanin" w:eastAsia="B Nazanin" w:hAnsi="B Nazanin"/>
+                <w:b w:val="false"/>
+                <w:bCs w:val="false"/>
+                <w:sz w:val="20"/>
+                <w:szCs w:val="20"/>
+                <w:rtl/>
+              </w:rPr>
+              <w:t xml:space="preserve">0.778 (n=162)</w:t>
+            </w:r>
+          </w:p>
+        </w:tc>
+        <w:tc>
+          <w:tcPr>
+            <w:tcW w:type="dxa" w:w="2700"/>
+            <w:shd w:fill="F2F6FA" w:val="clear"/>
+            <w:vAlign w:val="center"/>
+          </w:tcPr>
+          <w:p>
+            <w:pPr>
+              <w:bidi/>
+              <w:jc w:val="center"/>
+            </w:pPr>
+            <w:r>
+              <w:rPr>
+                <w:rFonts w:ascii="B Nazanin" w:cs="B Nazanin" w:eastAsia="B Nazanin" w:hAnsi="B Nazanin"/>
+                <w:b w:val="false"/>
+                <w:bCs w:val="false"/>
+                <w:sz w:val="20"/>
+                <w:szCs w:val="20"/>
+                <w:rtl/>
+              </w:rPr>
+              <w:t xml:space="preserve">0.763 (n=1,042)</w:t>
+            </w:r>
+          </w:p>
+        </w:tc>
+      </w:tr>
+    </w:tbl>
+    <w:p>
+      <w:pPr>
+        <w:bidi/>
+        <w:spacing w:after="160" w:line="340"/>
+        <w:ind w:firstLine="340"/>
+        <w:jc w:val="both"/>
+      </w:pPr>
+      <w:r>
+        <w:rPr>
+          <w:rFonts w:ascii="B Nazanin" w:cs="B Nazanin" w:eastAsia="B Nazanin" w:hAnsi="B Nazanin"/>
+          <w:b w:val="false"/>
+          <w:bCs w:val="false"/>
+          <w:i w:val="false"/>
+          <w:iCs w:val="false"/>
+          <w:sz w:val="24"/>
+          <w:szCs w:val="24"/>
+          <w:rtl/>
+        </w:rPr>
+        <w:t xml:space="preserve"/>
+      </w:r>
+    </w:p>
+    <w:p>
+      <w:pPr>
+        <w:bidi/>
+        <w:spacing w:after="160" w:line="340"/>
+        <w:ind w:firstLine="340"/>
+        <w:jc w:val="both"/>
+      </w:pPr>
+      <w:r>
+        <w:rPr>
+          <w:rFonts w:ascii="B Nazanin" w:cs="B Nazanin" w:eastAsia="B Nazanin" w:hAnsi="B Nazanin"/>
+          <w:b w:val="false"/>
+          <w:bCs w:val="false"/>
+          <w:i w:val="false"/>
+          <w:iCs w:val="false"/>
+          <w:sz w:val="24"/>
+          <w:szCs w:val="24"/>
+          <w:rtl/>
+        </w:rPr>
+        <w:t xml:space="preserve">همان‌طور که جدول نشان می‌دهد، جایگزینی افتِ کوچکی (حدودِ ۰.۰۱۵ تا ۰.۰۲۰) در AUC مدل‌هایِ صرفاً‌رفتاری ایجاد کرد — به‌طورِ محتمل به‌دلیلِ تفاوتِ جزئی در پوششِ ستونِ توضیحاتِ پروفایل میانِ دو نسخه‌ی فایل. در مقابل، افزایشِ ده‌برابریِ پوششِ متنِ توییت (از ۱۷۴ به ۱٬۰۹۹ کاربر) امکانِ اجرایِ آزمایش‌هایِ فصلِ ۴-۲-۶ و ۴-۲-۵ را با نمونه‌ای به‌مراتب بزرگ‌تر و آماری معتبرتر فراهم کرد، و نتیجه‌گیریِ کیفیِ اصلیِ پژوهش (برتریِ فیچرِ رفتاری، مقاومت در برابرِ LLM) در هر دو نسخه یکسان باقی ماند. با توجه به این ارزیابی، نسخه‌ی غنی‌شده به‌عنوانِ منبعِ نهاییِ داده برایِ دیتاستِ اول در سراسرِ این پایان‌نامه پذیرفته و جایگزینِ نسخه‌ی اولیه شد.</w:t>
       </w:r>
     </w:p>
     <w:p>
@@ -6789,7 +6979,7 @@
                 <w:szCs w:val="20"/>
                 <w:rtl/>
               </w:rPr>
-              <w:t xml:space="preserve">0.513</w:t>
+              <w:t xml:space="preserve">0.520</w:t>
             </w:r>
           </w:p>
         </w:tc>
@@ -6812,7 +7002,7 @@
                 <w:szCs w:val="20"/>
                 <w:rtl/>
               </w:rPr>
-              <w:t xml:space="preserve">0.031</w:t>
+              <w:t xml:space="preserve">0.104</w:t>
             </w:r>
           </w:p>
         </w:tc>
@@ -6910,7 +7100,7 @@
                 <w:szCs w:val="20"/>
                 <w:rtl/>
               </w:rPr>
-              <w:t xml:space="preserve">0.712</w:t>
+              <w:t xml:space="preserve">0.618</w:t>
             </w:r>
           </w:p>
         </w:tc>
@@ -6934,7 +7124,7 @@
                 <w:szCs w:val="20"/>
                 <w:rtl/>
               </w:rPr>
-              <w:t xml:space="preserve">0.314</w:t>
+              <w:t xml:space="preserve">0.258</w:t>
             </w:r>
           </w:p>
         </w:tc>
@@ -6979,7 +7169,7 @@
           <w:szCs w:val="24"/>
           <w:rtl/>
         </w:rPr>
-        <w:t xml:space="preserve">نتیجه به‌شدت نامتقارن است. مدلی که رویِ دیتاستِ کوچک‌تر و نامتوازن‌تر (دیتاستِ اول) آموزش دیده، رویِ دیتاستِ دوم عملاً هیچ توانِ تفکیکی ندارد (AUC نزدیک به سطحِ شانس)؛ درحالی‌که مدلی که رویِ دیتاستِ بزرگ‌تر و متوازن‌تر (دیتاستِ دوم) آموزش دیده، رویِ دیتاستِ اول تعمیمِ نسبتاً قابلِ‌قبولی نشان می‌دهد. تفسیرِ محتمل این است که حجمِ کم و عدم‌توازنِ شدیدِ دیتاستِ اول، مدل را به‌سمتِ یادگیریِ ویژگی‌هایِ بسیار خاصِ همان زیرجمعیت سوق داده (نوعی بیش‌برازش به یک کمپینِ خاص)، درحالی‌که حجم و تنوعِ بیشترِ دیتاستِ دوم، مدل را به یادگیریِ سیگنال‌هایِ قابلِ‌تعمیم‌ترِ وادار کرده است. این یافته، بر ضرورتِ ارزیابیِ برون‌دیتاستی در کنارِ اعتبارسنجیِ متقاطعِ درون‌دیتاستی، به‌عنوانِ معیارِ اعتبارِ واقعیِ یک مدلِ تشخیصِ بات، تأکید می‌کند.</w:t>
+        <w:t xml:space="preserve">نتیجه همچنان نامتقارن است، هرچند با فاصله‌ای کمتر از آزمایشِ اولیه. مدلی که رویِ دیتاستِ کوچک‌تر و نامتوازن‌تر (دیتاستِ اول) آموزش دیده، رویِ دیتاستِ دوم توانِ تفکیکیِ ضعیفی دارد (AUC نزدیک به سطحِ شانس)؛ درحالی‌که مدلی که رویِ دیتاستِ بزرگ‌تر و متوازن‌تر (دیتاستِ دوم) آموزش دیده، رویِ دیتاستِ اول تعمیمِ متوسطی نشان می‌دهد. تفسیرِ محتمل این است که حجمِ کم و عدم‌توازنِ شدیدِ دیتاستِ اول، مدل را به‌سمتِ یادگیریِ ویژگی‌هایِ بسیار خاصِ همان زیرجمعیت سوق داده (نوعی بیش‌برازش به یک کمپینِ خاص)، درحالی‌که حجم و تنوعِ بیشترِ دیتاستِ دوم، مدل را به یادگیریِ سیگنال‌هایِ قابلِ‌تعمیم‌ترِ وادار کرده است. این یافته، بر ضرورتِ ارزیابیِ برون‌دیتاستی در کنارِ اعتبارسنجیِ متقاطعِ درون‌دیتاستی، به‌عنوانِ معیارِ اعتبارِ واقعیِ یک مدلِ تشخیصِ بات، تأکید می‌کند.</w:t>
       </w:r>
     </w:p>
     <w:p>
@@ -7104,7 +7294,7 @@
           <w:szCs w:val="23"/>
           <w:rtl/>
         </w:rPr>
-        <w:t xml:space="preserve">سیگنالِ محتوایی/زبانی، در حجمِ داده‌ی کم (۱۶۲ کاربر)، اثرِ ناچیزی داشت؛ اما با افزایشِ ده‌برابریِ حجمِ داده (۱٬۶۲۰ کاربر در دیتاستِ دوم)، سهمِ آن در رتبه‌بندیِ اهمیتِ فیچرها به‌وضوح افزایش یافت.</w:t>
+        <w:t xml:space="preserve">سیگنالِ محتوایی/زبانی در حجمِ داده‌ی کم اثرِ ناچیزی داشت، اما در سه آزمایشِ جداگانه با افزایشِ حجمِ داده‌ی متنی (از ۱۶۲ به ۱٬۰۴۲ کاربر در دیتاستِ اول، و تا ۱٬۶۲۰ کاربر در دیتاستِ دوم)، سهمِ آن در رتبه‌بندیِ اهمیتِ فیچرها و در AUC مدلِ ترکیبی به‌طورِ پیوسته افزایش یافت.</w:t>
       </w:r>
     </w:p>
     <w:p>
@@ -7440,7 +7630,7 @@
           <w:szCs w:val="23"/>
           <w:rtl/>
         </w:rPr>
-        <w:t xml:space="preserve">گردآوریِ داده‌ی متنیِ برچسب‌دارِ بیشتر برایِ دیتاستِ اول، با هدفِ کاهشِ ریسکِ بیش‌برازش که در آزمونِ تعمیم‌پذیری آشکار شد.</w:t>
+        <w:t xml:space="preserve">گردآوریِ کاربرانِ برچسب‌دارِ بیشتر برایِ دیتاستِ اول (نه صرفاً پوششِ متنی، که در بخشِ ۴-۲-۷ برطرف شد)، با هدفِ کاهشِ ریسکِ بیش‌برازش به یک کمپینِ منفرد که در آزمونِ تعمیم‌پذیری آشکار شد.</w:t>
       </w:r>
     </w:p>
     <w:p>
@@ -7645,7 +7835,28 @@
           <w:szCs w:val="23"/>
           <w:rtl/>
         </w:rPr>
-        <w:t xml:space="preserve">load_custom_dataset.py — نگاشتِ دیتاستِ اختصاصی به فرمتِ موردِ نیازِ کدِ مقاله.</w:t>
+        <w:t xml:space="preserve">load_custom_dataset.py — نگاشتِ نسخه‌ی اولیه‌ی دیتاستِ اختصاصی (users_with_retweets.xlsx)؛ پس از راستی‌آزماییِ بخشِ ۴-۲-۷، با فایلِ جایگزین (زیر) از رده خارج شد و صرفاً برایِ ارجاعِ تاریخچه نگه‌داری می‌شود.</w:t>
+      </w:r>
+    </w:p>
+    <w:p>
+      <w:pPr>
+        <w:pStyle w:val="ListParagraph"/>
+        <w:numPr>
+          <w:ilvl w:val="0"/>
+          <w:numId w:val="3"/>
+        </w:numPr>
+        <w:bidi/>
+        <w:spacing w:after="100" w:line="320"/>
+        <w:jc w:val="both"/>
+      </w:pPr>
+      <w:r>
+        <w:rPr>
+          <w:rFonts w:ascii="B Nazanin" w:cs="B Nazanin" w:eastAsia="B Nazanin" w:hAnsi="B Nazanin"/>
+          <w:sz w:val="23"/>
+          <w:szCs w:val="23"/>
+          <w:rtl/>
+        </w:rPr>
+        <w:t xml:space="preserve">load_custom_dataset_v2.py — نگاشتِ نسخه‌ی نهاییِ دیتاستِ اول (1000user_sheet.xlsx)؛ منبعِ فعالِ تمامیِ نتایجِ فصلِ ۴-۲.</w:t>
       </w:r>
     </w:p>
     <w:p>
